--- a/docs/sprint2/docx/第14组_Sprint2开工检查清单.docx
+++ b/docs/sprint2/docx/第14组_Sprint2开工检查清单.docx
@@ -1012,7 +1012,38 @@
           <w:sz w:val="21"/>
           <w:szCs w:val="21"/>
         </w:rPr>
-        <w:t xml:space="preserve">• [ ] 每个任务开功能分支：`sprint2/&lt;任务号&gt;-&lt;简述&gt;`，完成后合回 `sprint2`</w:t>
+        <w:t xml:space="preserve">• [ ] 每个任务开功能分支：`feature/&lt;故事号&gt;-&lt;简述&gt;`，完成后合回 `sprint2`</w:t>
+      </w:r>
+    </w:p>
+    <w:p>
+      <w:pPr>
+        <w:spacing w:after="120" w:line="300" w:lineRule="auto"/>
+      </w:pPr>
+      <w:r>
+        <w:rPr>
+          <w:rFonts w:ascii="Calibri" w:hAnsi="Calibri" w:eastAsia="宋体"/>
+          <w:sz w:val="21"/>
+          <w:szCs w:val="21"/>
+        </w:rPr>
+        <w:t xml:space="preserve">（注意：git 的 ref 是层级结构，已存在 `sprint2` 分支时</w:t>
+      </w:r>
+      <w:r>
+        <w:rPr>
+          <w:rFonts w:ascii="Calibri" w:hAnsi="Calibri" w:eastAsia="宋体"/>
+          <w:b/>
+          <w:bCs/>
+          <w:sz w:val="21"/>
+          <w:szCs w:val="21"/>
+        </w:rPr>
+        <w:t xml:space="preserve">不能</w:t>
+      </w:r>
+      <w:r>
+        <w:rPr>
+          <w:rFonts w:ascii="Calibri" w:hAnsi="Calibri" w:eastAsia="宋体"/>
+          <w:sz w:val="21"/>
+          <w:szCs w:val="21"/>
+        </w:rPr>
+        <w:t xml:space="preserve">再创建 `sprint2/xxx`，故功能分支统一用 `feature/` 前缀）</w:t>
       </w:r>
     </w:p>
     <w:p>
